--- a/binder_source_ordered/209_S2_2.9_High_Risk_Workflow_Governance_Restricted_Automation_and_Decision_Sensitivity.docx
+++ b/binder_source_ordered/209_S2_2.9_High_Risk_Workflow_Governance_Restricted_Automation_and_Decision_Sensitivity.docx
@@ -837,7 +837,7 @@
                 <w:color w:val="263244"/>
                 <w:sz w:val="16"/>
               </w:rPr>
-              <w:t>Workflow affects trust posture, assurance, risk acceptance, remediation, or executive prioritization.</w:t>
+              <w:t>Workflow affects trust posture, confidence, risk acceptance, remediation, or executive prioritization.</w:t>
             </w:r>
           </w:p>
         </w:tc>
@@ -1334,7 +1334,7 @@
                 <w:color w:val="263244"/>
                 <w:sz w:val="16"/>
               </w:rPr>
-              <w:t>Outcome affects external reliance, institutional exposure, assurance, or resource allocation.</w:t>
+              <w:t>Outcome affects external reliance, institutional exposure, confidence, or resource allocation.</w:t>
             </w:r>
           </w:p>
         </w:tc>
@@ -3646,7 +3646,7 @@
                 <w:color w:val="263244"/>
                 <w:sz w:val="16"/>
               </w:rPr>
-              <w:t>Workflow creates artifacts later used to support assertions or assurance.</w:t>
+              <w:t>Workflow creates artifacts later used to support assertions or confidence.</w:t>
             </w:r>
           </w:p>
         </w:tc>
@@ -4252,7 +4252,7 @@
                 <w:color w:val="263244"/>
                 <w:sz w:val="16"/>
               </w:rPr>
-              <w:t>Automation cannot move output into evidence, assurance, or external channels without review.</w:t>
+              <w:t>Automation cannot move output into evidence, confidence, or external channels without review.</w:t>
             </w:r>
           </w:p>
         </w:tc>
@@ -6699,7 +6699,7 @@
                 <w:color w:val="263244"/>
                 <w:sz w:val="16"/>
               </w:rPr>
-              <w:t>Customer, executive, assurance, or public-facing outputs.</w:t>
+              <w:t>Customer, executive, confidence, or public-facing outputs.</w:t>
             </w:r>
           </w:p>
         </w:tc>
@@ -7055,7 +7055,7 @@
                 <w:color w:val="263244"/>
                 <w:sz w:val="16"/>
               </w:rPr>
-              <w:t>Workflow outcome affects exposure, assurance, representation, or external reliance.</w:t>
+              <w:t>Workflow outcome affects exposure, confidence, representation, or external reliance.</w:t>
             </w:r>
           </w:p>
         </w:tc>
@@ -7503,7 +7503,7 @@
                 <w:color w:val="263244"/>
                 <w:sz w:val="16"/>
               </w:rPr>
-              <w:t>Decision output is used by customer, partner, executive, assurance, or public audience.</w:t>
+              <w:t>Decision output is used by customer, partner, executive, confidence, or public audience.</w:t>
             </w:r>
           </w:p>
         </w:tc>
@@ -7926,7 +7926,7 @@
                 <w:color w:val="263244"/>
                 <w:sz w:val="16"/>
               </w:rPr>
-              <w:t>Workflow produces status, assurance, or communication used outside the originating team.</w:t>
+              <w:t>Workflow produces status, confidence, or communication used outside the originating team.</w:t>
             </w:r>
           </w:p>
         </w:tc>
@@ -12764,7 +12764,7 @@
                 <w:color w:val="263244"/>
                 <w:sz w:val="16"/>
               </w:rPr>
-              <w:t>High-consequence workflow affects external reliance, assurance, or authority.</w:t>
+              <w:t>High-consequence workflow affects external reliance, confidence, or authority.</w:t>
             </w:r>
           </w:p>
         </w:tc>
@@ -13811,7 +13811,7 @@
           <w:color w:val="263244"/>
           <w:sz w:val="19"/>
         </w:rPr>
-        <w:t>Automation shall remain bounded by workflow consequence. AI-assisted drafting, scoring, summarization, classification, routing, and recommendation may support operational work, but shall not silently determine high-consequence outcomes, external representations, assurance positions, risk acceptances, or restricted workflow decisions without accountable human review and evidence-linked rationale.</w:t>
+        <w:t>Automation shall remain bounded by workflow consequence. AI-assisted drafting, scoring, summarization, classification, routing, and recommendation may support operational work, but shall not silently determine high-consequence outcomes, external representations, confidence positions, risk acceptances, or restricted workflow decisions without accountable human review and evidence-linked rationale.</w:t>
       </w:r>
     </w:p>
     <w:p>
